--- a/docs/downloads/john-nelson-darby/doc_0291.docx
+++ b/docs/downloads/john-nelson-darby/doc_0291.docx
@@ -1,6 +1,6 @@
 
 <file path=word/document.xml><?xml version="1.0" encoding="utf-8"?>
-<w:document xmlns:wpc="http://schemas.microsoft.com/office/word/2010/wordprocessingCanvas" xmlns:cx="http://schemas.microsoft.com/office/drawing/2014/chartex" xmlns:cx1="http://schemas.microsoft.com/office/drawing/2015/9/8/chartex" xmlns:cx2="http://schemas.microsoft.com/office/drawing/2015/10/21/chartex" xmlns:cx3="http://schemas.microsoft.com/office/drawing/2016/5/9/chartex" xmlns:cx4="http://schemas.microsoft.com/office/drawing/2016/5/10/chartex" xmlns:cx5="http://schemas.microsoft.com/office/drawing/2016/5/11/chartex" xmlns:cx6="http://schemas.microsoft.com/office/drawing/2016/5/12/chartex" xmlns:cx7="http://schemas.microsoft.com/office/drawing/2016/5/13/chartex" xmlns:cx8="http://schemas.microsoft.com/office/drawing/2016/5/14/chartex" xmlns:mc="http://schemas.openxmlformats.org/markup-compatibility/2006" xmlns:aink="http://schemas.microsoft.com/office/drawing/2016/ink" xmlns:am3d="http://schemas.microsoft.com/office/drawing/2017/model3d" xmlns:o="urn:schemas-microsoft-com:office:office" xmlns:oel="http://schemas.microsoft.com/office/2019/extlst" xmlns:r="http://schemas.openxmlformats.org/officeDocument/2006/relationships" xmlns:m="http://schemas.openxmlformats.org/officeDocument/2006/math" xmlns:v="urn:schemas-microsoft-com:vml" xmlns:wp14="http://schemas.microsoft.com/office/word/2010/wordprocessingDrawing" xmlns:wp="http://schemas.openxmlformats.org/drawingml/2006/wordprocessingDrawing" xmlns:w10="urn:schemas-microsoft-com:office:word" xmlns:w="http://schemas.openxmlformats.org/wordprocessingml/2006/main" xmlns:w14="http://schemas.microsoft.com/office/word/2010/wordml" xmlns:w15="http://schemas.microsoft.com/office/word/2012/wordml" xmlns:w16cex="http://schemas.microsoft.com/office/word/2018/wordml/cex" xmlns:w16cid="http://schemas.microsoft.com/office/word/2016/wordml/cid" xmlns:w16="http://schemas.microsoft.com/office/word/2018/wordml" xmlns:w16sdtdh="http://schemas.microsoft.com/office/word/2020/wordml/sdtdatahash" xmlns:w16se="http://schemas.microsoft.com/office/word/2015/wordml/symex" xmlns:wpg="http://schemas.microsoft.com/office/word/2010/wordprocessingGroup" xmlns:wpi="http://schemas.microsoft.com/office/word/2010/wordprocessingInk" xmlns:wne="http://schemas.microsoft.com/office/word/2006/wordml" xmlns:wps="http://schemas.microsoft.com/office/word/2010/wordprocessingShape" mc:Ignorable="w14 w15 w16se w16cid w16 w16cex w16sdtdh wp14">
+<w:document xmlns:wpc="http://schemas.microsoft.com/office/word/2010/wordprocessingCanvas" xmlns:cx="http://schemas.microsoft.com/office/drawing/2014/chartex" xmlns:cx1="http://schemas.microsoft.com/office/drawing/2015/9/8/chartex" xmlns:cx2="http://schemas.microsoft.com/office/drawing/2015/10/21/chartex" xmlns:cx3="http://schemas.microsoft.com/office/drawing/2016/5/9/chartex" xmlns:cx4="http://schemas.microsoft.com/office/drawing/2016/5/10/chartex" xmlns:cx5="http://schemas.microsoft.com/office/drawing/2016/5/11/chartex" xmlns:cx6="http://schemas.microsoft.com/office/drawing/2016/5/12/chartex" xmlns:cx7="http://schemas.microsoft.com/office/drawing/2016/5/13/chartex" xmlns:cx8="http://schemas.microsoft.com/office/drawing/2016/5/14/chartex" xmlns:mc="http://schemas.openxmlformats.org/markup-compatibility/2006" xmlns:aink="http://schemas.microsoft.com/office/drawing/2016/ink" xmlns:am3d="http://schemas.microsoft.com/office/drawing/2017/model3d" xmlns:o="urn:schemas-microsoft-com:office:office" xmlns:oel="http://schemas.microsoft.com/office/2019/extlst" xmlns:r="http://schemas.openxmlformats.org/officeDocument/2006/relationships" xmlns:m="http://schemas.openxmlformats.org/officeDocument/2006/math" xmlns:v="urn:schemas-microsoft-com:vml" xmlns:wp14="http://schemas.microsoft.com/office/word/2010/wordprocessingDrawing" xmlns:wp="http://schemas.openxmlformats.org/drawingml/2006/wordprocessingDrawing" xmlns:w10="urn:schemas-microsoft-com:office:word" xmlns:w="http://schemas.openxmlformats.org/wordprocessingml/2006/main" xmlns:w14="http://schemas.microsoft.com/office/word/2010/wordml" xmlns:w15="http://schemas.microsoft.com/office/word/2012/wordml" xmlns:w16cex="http://schemas.microsoft.com/office/word/2018/wordml/cex" xmlns:w16cid="http://schemas.microsoft.com/office/word/2016/wordml/cid" xmlns:w16="http://schemas.microsoft.com/office/word/2018/wordml" xmlns:w16du="http://schemas.microsoft.com/office/word/2023/wordml/word16du" xmlns:w16sdtdh="http://schemas.microsoft.com/office/word/2020/wordml/sdtdatahash" xmlns:w16sdtfl="http://schemas.microsoft.com/office/word/2024/wordml/sdtformatlock" xmlns:w16se="http://schemas.microsoft.com/office/word/2015/wordml/symex" xmlns:wpg="http://schemas.microsoft.com/office/word/2010/wordprocessingGroup" xmlns:wpi="http://schemas.microsoft.com/office/word/2010/wordprocessingInk" xmlns:wne="http://schemas.microsoft.com/office/word/2006/wordml" xmlns:wps="http://schemas.microsoft.com/office/word/2010/wordprocessingShape" mc:Ignorable="w14 w15 w16se w16cid w16 w16cex w16sdtdh w16sdtfl w16du wp14">
   <w:body>
     <w:p>
       <w:pPr>
@@ -492,14 +492,14 @@
           <w:rFonts w:hint="cs"/>
           <w:rtl/>
         </w:rPr>
-        <w:t xml:space="preserve"> تكوّنه</w:t>
-      </w:r>
-      <w:r>
-        <w:rPr>
-          <w:rFonts w:hint="cs"/>
-          <w:rtl/>
-        </w:rPr>
-        <w:t>ا</w:t>
+        <w:t xml:space="preserve"> </w:t>
+      </w:r>
+      <w:r>
+        <w:rPr>
+          <w:rFonts w:hint="cs"/>
+          <w:rtl/>
+        </w:rPr>
+        <w:t>هي بمثابة</w:t>
       </w:r>
       <w:r>
         <w:rPr>
@@ -1626,7 +1626,23 @@
           <w:rFonts w:hint="cs"/>
           <w:rtl/>
         </w:rPr>
-        <w:t xml:space="preserve"> في يد نبوخذنصر؛ وهذا أرسل ليأتوا بجزءٍ من آنية بيت الله إلى أرض </w:t>
+        <w:t xml:space="preserve"> في يد </w:t>
+      </w:r>
+      <w:proofErr w:type="spellStart"/>
+      <w:r>
+        <w:rPr>
+          <w:rFonts w:hint="cs"/>
+          <w:rtl/>
+        </w:rPr>
+        <w:t>نبوخذنصر</w:t>
+      </w:r>
+      <w:proofErr w:type="spellEnd"/>
+      <w:r>
+        <w:rPr>
+          <w:rFonts w:hint="cs"/>
+          <w:rtl/>
+        </w:rPr>
+        <w:t xml:space="preserve">؛ وهذا أرسل ليأتوا بجزءٍ من آنية بيت الله إلى أرض </w:t>
       </w:r>
       <w:proofErr w:type="spellStart"/>
       <w:r>
@@ -4572,7 +4588,27 @@
         <w:rPr>
           <w:rtl/>
         </w:rPr>
-        <w:t xml:space="preserve">«السِّرُّ الَّذِي طَلَبَهُ الْمَلِكُ لاَ تَقْدِرُ الْحُكَمَاءُ وَلاَ السَّحَرَةُ وَلاَ الْمَجُوسُ وَلاَ الْمُنَجِّمُونَ عَلَى أَنْ يُبَيِّنُوهُ لِلْمَلِكِ.  </w:t>
+        <w:t xml:space="preserve">«السِّرُّ الَّذِي طَلَبَهُ الْمَلِكُ لاَ </w:t>
+      </w:r>
+      <w:r>
+        <w:rPr>
+          <w:rFonts w:hint="cs"/>
+          <w:rtl/>
+        </w:rPr>
+        <w:t xml:space="preserve">تَقْدِرُ الْحُكَمَاءُ </w:t>
+      </w:r>
+      <w:r>
+        <w:rPr>
+          <w:rFonts w:hint="eastAsia"/>
+          <w:rtl/>
+        </w:rPr>
+        <w:t>،</w:t>
+      </w:r>
+      <w:r>
+        <w:rPr>
+          <w:rtl/>
+        </w:rPr>
+        <w:t xml:space="preserve">وَلاَ السَّحَرَةُ وَلاَ الْمَجُوسُ وَلاَ الْمُنَجِّمُونَ عَلَى أَنْ يُبَيِّنُوهُ لِلْمَلِكِ.  </w:t>
       </w:r>
       <w:r>
         <w:rPr>
@@ -5114,7 +5150,27 @@
         <w:rPr>
           <w:rtl/>
         </w:rPr>
-        <w:t xml:space="preserve">ا الْمَلِكُ مَلِكُ مُلُوكٍ، لأَنَّ إِلهَ السَّمَاوَاتِ أَعْطَاكَ مَمْلَكَةً وَاقْتِدَارًا وَسُلْطَانًا وَفَخْرًا.  </w:t>
+        <w:t xml:space="preserve">ا الْمَلِكُ مَلِكُ مُلُوكٍ، لأَنَّ إِلهَ السَّمَاوَاتِ أَعْطَاكَ </w:t>
+      </w:r>
+      <w:r>
+        <w:rPr>
+          <w:rFonts w:hint="cs"/>
+          <w:rtl/>
+        </w:rPr>
+        <w:t>مَمْلَكَةً</w:t>
+      </w:r>
+      <w:r>
+        <w:rPr>
+          <w:rFonts w:hint="eastAsia"/>
+          <w:rtl/>
+        </w:rPr>
+        <w:t>،</w:t>
+      </w:r>
+      <w:r>
+        <w:rPr>
+          <w:rtl/>
+        </w:rPr>
+        <w:t xml:space="preserve"> وَاقْتِدَارًا وَسُلْطَانًا وَفَخْرًا.  </w:t>
       </w:r>
       <w:r>
         <w:rPr>
@@ -5647,7 +5703,21 @@
           <w:rFonts w:hint="cs"/>
           <w:rtl/>
         </w:rPr>
-        <w:t xml:space="preserve"> 33). كما رأينا كان نبوخذنصّر رأسًا "من ذهبه" إن الإشارة المتميزة معتمدة على أنه حصل على منظره من الله مباشرة. بابل كانت السلطة التي عينها الله؛ فسيادتها الغير محدودة كانت مؤسسة على عطية إله السماء. باقي الممالك خرجت، كما يمكننا القول، من المملكة بابل وتولّت حكمها؛ وفي مفهوم ما سوف يظهر ارتداد متطور كلما ازداد ابتعادها عن مصدرها. من بعد الرأس من ذهبه أتى الصدر والذراعان من فضة، البطن والحقوين من نحاس، وأخيرًا الفخذان </w:t>
+        <w:t xml:space="preserve"> 33). كما رأينا كان نبوخذنصّر رأسًا "من ذهبه" إن الإشارة المتميزة معتمدة على أنه حصل على منظره من الله مباشرة. بابل كانت السلطة التي عينها الله؛ فسيادتها </w:t>
+      </w:r>
+      <w:r>
+        <w:rPr>
+          <w:rFonts w:hint="cs"/>
+          <w:rtl/>
+        </w:rPr>
+        <w:t>غير المحدودة</w:t>
+      </w:r>
+      <w:r>
+        <w:rPr>
+          <w:rFonts w:hint="cs"/>
+          <w:rtl/>
+        </w:rPr>
+        <w:t xml:space="preserve"> كانت مؤسسة على عطية إله السماء. باقي الممالك خرجت، كما يمكننا القول، من المملكة بابل وتولّت حكمها؛ وفي مفهوم ما سوف يظهر ارتداد متطور كلما ازداد ابتعادها عن مصدرها. من بعد الرأس من ذهبه أتى الصدر والذراعان من فضة، البطن والحقوين من نحاس، وأخيرًا الفخذان </w:t>
       </w:r>
       <w:r>
         <w:rPr>
@@ -6936,7 +7006,27 @@
         <w:rPr>
           <w:rtl/>
         </w:rPr>
-        <w:t>سَحَقَ الْحَدِيدَ وَالنُّحَاسَ وَالْخَزَفَ وَالْفِضَّةَ وَالذَّهَبَ.</w:t>
+        <w:t xml:space="preserve">سَحَقَ الْحَدِيدَ </w:t>
+      </w:r>
+      <w:r>
+        <w:rPr>
+          <w:rFonts w:hint="cs"/>
+          <w:rtl/>
+        </w:rPr>
+        <w:t>وَالنُّحَاسَ</w:t>
+      </w:r>
+      <w:r>
+        <w:rPr>
+          <w:rFonts w:hint="eastAsia"/>
+          <w:rtl/>
+        </w:rPr>
+        <w:t>،</w:t>
+      </w:r>
+      <w:r>
+        <w:rPr>
+          <w:rtl/>
+        </w:rPr>
+        <w:t xml:space="preserve"> وَالْخَزَفَ وَالْفِضَّةَ وَالذَّهَبَ.</w:t>
       </w:r>
       <w:r>
         <w:rPr>
@@ -7016,23 +7106,7 @@
           <w:rFonts w:hint="cs"/>
           <w:rtl/>
         </w:rPr>
-        <w:t xml:space="preserve">"، يملأ كل الأرض (عدد 35). المسيح سيهشم سلطة الأمم تهشيمًا </w:t>
-      </w:r>
-      <w:proofErr w:type="spellStart"/>
-      <w:r>
-        <w:rPr>
-          <w:rFonts w:hint="cs"/>
-          <w:rtl/>
-        </w:rPr>
-        <w:t>وسيبيدها</w:t>
-      </w:r>
-      <w:proofErr w:type="spellEnd"/>
-      <w:r>
-        <w:rPr>
-          <w:rFonts w:hint="cs"/>
-          <w:rtl/>
-        </w:rPr>
-        <w:t xml:space="preserve"> ومن ثم سيُقيم ملكوته</w:t>
+        <w:t>"، يملأ كل الأرض (عدد 35). المسيح سيهشم سلطة الأمم تهشيمًا وسيبيدها ومن ثم سيُقيم ملكوته</w:t>
       </w:r>
       <w:r>
         <w:rPr>
@@ -11437,7 +11511,23 @@
           <w:rFonts w:hint="cs"/>
           <w:rtl/>
         </w:rPr>
-        <w:t xml:space="preserve"> الله وسيقبل المسيا بحسب المواعيد.</w:t>
+        <w:t xml:space="preserve"> الله وسيقبل </w:t>
+      </w:r>
+      <w:proofErr w:type="spellStart"/>
+      <w:r>
+        <w:rPr>
+          <w:rFonts w:hint="cs"/>
+          <w:rtl/>
+        </w:rPr>
+        <w:t>المسيا</w:t>
+      </w:r>
+      <w:proofErr w:type="spellEnd"/>
+      <w:r>
+        <w:rPr>
+          <w:rFonts w:hint="cs"/>
+          <w:rtl/>
+        </w:rPr>
+        <w:t xml:space="preserve"> بحسب المواعيد.</w:t>
       </w:r>
     </w:p>
     <w:p>
@@ -11558,21 +11648,7 @@
           <w:rFonts w:hint="cs"/>
           <w:rtl/>
         </w:rPr>
-        <w:t>الإص</w:t>
-      </w:r>
-      <w:r>
-        <w:rPr>
-          <w:rFonts w:hint="cs"/>
-          <w:rtl/>
-        </w:rPr>
-        <w:t>ح</w:t>
-      </w:r>
-      <w:r>
-        <w:rPr>
-          <w:rFonts w:hint="cs"/>
-          <w:rtl/>
-        </w:rPr>
-        <w:t>اح</w:t>
+        <w:t>الإصحاح</w:t>
       </w:r>
       <w:r>
         <w:rPr>
@@ -11973,7 +12049,23 @@
           <w:rFonts w:hint="cs"/>
           <w:rtl/>
         </w:rPr>
-        <w:t xml:space="preserve"> أمام الملك، وبكل ثقة توجّه إليه نبوخذنصر وقال: "</w:t>
+        <w:t xml:space="preserve"> أمام الملك، وبكل ثقة توجّه إليه </w:t>
+      </w:r>
+      <w:proofErr w:type="spellStart"/>
+      <w:r>
+        <w:rPr>
+          <w:rFonts w:hint="cs"/>
+          <w:rtl/>
+        </w:rPr>
+        <w:t>نبوخذنصر</w:t>
+      </w:r>
+      <w:proofErr w:type="spellEnd"/>
+      <w:r>
+        <w:rPr>
+          <w:rFonts w:hint="cs"/>
+          <w:rtl/>
+        </w:rPr>
+        <w:t xml:space="preserve"> وقال: "</w:t>
       </w:r>
       <w:r>
         <w:rPr>
@@ -12298,7 +12390,7 @@
         <w:rPr>
           <w:rtl/>
         </w:rPr>
-        <w:t xml:space="preserve">  </w:t>
+        <w:t xml:space="preserve"> </w:t>
       </w:r>
       <w:r>
         <w:rPr>
@@ -12609,6 +12701,11 @@
       </w:r>
     </w:p>
     <w:p>
+      <w:pPr>
+        <w:rPr>
+          <w:rtl/>
+        </w:rPr>
+      </w:pPr>
       <w:r>
         <w:rPr>
           <w:rFonts w:hint="cs"/>
@@ -12630,22 +12727,1071 @@
         </w:rPr>
         <w:t xml:space="preserve">والرمز الأخير هو الذي لدينا هنا؛ فهو رمز لسلطة أرضية ومستخدمة في نبوخذنصر، الذي احتل أسمى منصب قد يكون لإنسان على الأرض. حيوانات الحقل سكنت تحت الشجرة، وطيور السماء وضعت أعشاشها في أغصانها، هذا معناه أن كل أنواع وفئات الأشخاص وجدوا حماية لهم وأمان في حكم نبوخذنصر، الذي أثار دهشة كل البشرية. فكل ما يجتذب القلب كان متحدًا </w:t>
       </w:r>
-      <w:hyperlink r:id="rId10" w:anchor=":~:text=ein%20herrlicher%20Wuchs%2C%20sch%C3%B6nes%20Laub%2C" w:history="1">
+      <w:r>
+        <w:rPr>
+          <w:rtl/>
+        </w:rPr>
+        <w:t>فيه</w:t>
+      </w:r>
+      <w:r>
+        <w:rPr>
+          <w:rFonts w:hint="cs"/>
+          <w:rtl/>
+        </w:rPr>
+        <w:t xml:space="preserve">: </w:t>
+      </w:r>
+    </w:p>
+    <w:p>
+      <w:pPr>
+        <w:rPr>
+          <w:rtl/>
+        </w:rPr>
+      </w:pPr>
+      <w:r>
+        <w:rPr>
+          <w:rtl/>
+        </w:rPr>
+        <w:t xml:space="preserve">كان </w:t>
+      </w:r>
+      <w:r>
+        <w:rPr>
+          <w:rFonts w:hint="cs"/>
+          <w:rtl/>
+        </w:rPr>
+        <w:t>ازدهارًا</w:t>
+      </w:r>
+      <w:r>
+        <w:rPr>
+          <w:rtl/>
+        </w:rPr>
+        <w:t xml:space="preserve"> رائعًا، وأوراق</w:t>
+      </w:r>
+      <w:r>
+        <w:rPr>
+          <w:rFonts w:hint="cs"/>
+          <w:rtl/>
+        </w:rPr>
+        <w:t xml:space="preserve"> شجر</w:t>
+      </w:r>
+      <w:r>
+        <w:rPr>
+          <w:rtl/>
+        </w:rPr>
+        <w:t xml:space="preserve"> </w:t>
+      </w:r>
+      <w:r>
+        <w:rPr>
+          <w:rFonts w:hint="cs"/>
+          <w:rtl/>
+        </w:rPr>
+        <w:t>يانعة</w:t>
+      </w:r>
+      <w:r>
+        <w:rPr>
+          <w:rtl/>
+        </w:rPr>
+        <w:t xml:space="preserve">، وثمارًا </w:t>
+      </w:r>
+      <w:r>
+        <w:rPr>
+          <w:rFonts w:hint="cs"/>
+          <w:rtl/>
+        </w:rPr>
+        <w:t>طيبة</w:t>
+      </w:r>
+      <w:r>
+        <w:rPr>
+          <w:rtl/>
+        </w:rPr>
+        <w:t xml:space="preserve"> بكثرة، وطعامًا للجميع – فما الذي كان يمكن أن يتبقى ليرغبه المرء في أعين الناس؟ غير أن أفكار الله كانت مختلفة تمامًا. «وَأَمَّا أَنَّ الْمَلِكَ رَأَى سَاهِرًا وَقِدِّيسًا نَزَلَ مِنَ السَّمَاءِ وَقَالَ: اقْطَعُوا الشَّجَرَةَ وَأَهْلِكُوهَا، وَلكِنِ اتْرُكُوا سَاقَ جِذْرِهَا فِي الأَرْضِ، وَبِقَيْدٍ مِنْ حَدِيدٍ وَنُحَاسٍ فِي عُشْبِ الْحَقْلِ، وَلْيَبْتَلَّ بِنَدَى السَّمَاءِ، وَلْيَكُنْ نَصِيبُهُ مَعَ حَيَوَانِ الْبَرِّ، حَتَّى تَمُرَّ عَلَيْهِ سَبْعَةُ أَزْمِنَةٍ» (</w:t>
+      </w:r>
+      <w:proofErr w:type="spellStart"/>
+      <w:r>
+        <w:rPr>
+          <w:rtl/>
+        </w:rPr>
+        <w:t>دانيآل</w:t>
+      </w:r>
+      <w:proofErr w:type="spellEnd"/>
+      <w:r>
+        <w:rPr>
+          <w:rtl/>
+        </w:rPr>
+        <w:t xml:space="preserve"> 4: 23). ولْنُلاحظ أن الكلام هنا يتحدث فقط عن خراب وزوال مؤقت؛ إذ لم يكن ينبغي أن تحدث إبادة وتدمير كلي.</w:t>
+      </w:r>
+    </w:p>
+    <w:p>
+      <w:pPr>
+        <w:rPr>
+          <w:rtl/>
+        </w:rPr>
+      </w:pPr>
+      <w:r>
+        <w:rPr>
+          <w:rtl/>
+        </w:rPr>
+        <w:t>«هٰذَا هُوَ التَّعْبِيرُ أَيُّهَا الْمَلِكُ،» يَتَابِعُ النَّبِيُّ كَلَامَهُ، «وَهٰذَا هُوَ قَضَاءُ الْعَلِيِّ الَّذِي يَأْتِي عَلَى سَيِّدِي الْمَلِكِ: يَطْرُدُونَكَ مِنْ بَيْنِ النَّاسِ، وَتَكُونُ سُكْنَاكَ مَعَ حَيَوَانِ الْبَرِّ، وَيُطْعِمُونَكَ الْعُشْبَ كَالْبَقَرِ، وَيَبُلُّونَكَ بِنَدَى السَّمَاءِ» (الآيتان ٢١-٢٢).</w:t>
+      </w:r>
+    </w:p>
+    <w:p>
+      <w:pPr>
+        <w:rPr>
+          <w:rtl/>
+        </w:rPr>
+      </w:pPr>
+      <w:r>
+        <w:rPr>
+          <w:rtl/>
+        </w:rPr>
+        <w:t xml:space="preserve">وقد وجد كثير من قرّاء الكتاب المقدس صعوبة كبيرة في تفسير هذه الحادثة، غير أن المؤمن البسيط يكتفي بما قاله الله، لأنه يعلم أن كلمته هي الحق. فإذا أعلن الله أن </w:t>
+      </w:r>
+      <w:proofErr w:type="spellStart"/>
+      <w:r>
+        <w:rPr>
+          <w:rtl/>
+        </w:rPr>
+        <w:t>نبوخذنصر</w:t>
+      </w:r>
+      <w:proofErr w:type="spellEnd"/>
+      <w:r>
+        <w:rPr>
+          <w:rtl/>
+        </w:rPr>
+        <w:t xml:space="preserve"> قد طُرِد من بين الناس، وأُنْزِل إلى مقام الحيوان، وأُعْطِي عشباً ليأكله كالبقر، فإنه يصدّق ببساطة ولا يستسلم للتأملات الشاكة. وهو متيقن تماماً أن الإله الذي استطاع أن ينقذ عباده الأُمناء من أتون النار المتقدة ومن أفواه الأسود، كان قادراً أيضاً على إذلال </w:t>
+      </w:r>
+      <w:proofErr w:type="spellStart"/>
+      <w:r>
+        <w:rPr>
+          <w:rtl/>
+        </w:rPr>
+        <w:t>نبوخذنصر</w:t>
+      </w:r>
+      <w:proofErr w:type="spellEnd"/>
+      <w:r>
+        <w:rPr>
+          <w:rtl/>
+        </w:rPr>
+        <w:t xml:space="preserve"> بهذه الطريقة المرعبة. لم تكن المسألة سوى مسألة إرادته وقدرته؛ وقدرته وحدها كانت قادرة على عمل هذا وذاك على حد سواء. ولكن، كما قيل، لم يكن هذا القضاء بالإذلال الشديد ليدوم حتى موته، بل كان لزمن محدد فقط.</w:t>
+      </w:r>
+    </w:p>
+    <w:p>
+      <w:pPr>
+        <w:rPr>
+          <w:rtl/>
+        </w:rPr>
+      </w:pPr>
+      <w:r>
+        <w:rPr>
+          <w:rtl/>
+        </w:rPr>
+        <w:t>«وَتَمْضِي عَلَيْكَ سَبْعَةُ أَزْمِنَةٍ (أَوْ سَبْعُ سِنِينَ) حَتَّى تَعْلَمَ أَنَّ الْعَلِيَّ مُتَسَلِّطٌ فِي مَمْلَكَةِ النَّاسِ وَيُعْطِيهَا مَنْ يَشَاءُ» (الآية ٢٢).</w:t>
+      </w:r>
+    </w:p>
+    <w:p>
+      <w:pPr>
+        <w:rPr>
+          <w:rtl/>
+        </w:rPr>
+      </w:pPr>
+      <w:r>
+        <w:rPr>
+          <w:rtl/>
+        </w:rPr>
+        <w:t xml:space="preserve">لقد سمع </w:t>
+      </w:r>
+      <w:proofErr w:type="spellStart"/>
+      <w:r>
+        <w:rPr>
+          <w:rtl/>
+        </w:rPr>
+        <w:t>نبوخذنصر</w:t>
+      </w:r>
+      <w:proofErr w:type="spellEnd"/>
+      <w:r>
+        <w:rPr>
+          <w:rtl/>
+        </w:rPr>
+        <w:t xml:space="preserve"> بأوضح الكلمات أي أحكام مرعبة ستأتي عليه إن استمر في خطاياه وآثامه؛ وقد بلغت أذنه صوت النصح والتحذير من الرائي المستنير بالله، </w:t>
+      </w:r>
+      <w:r>
+        <w:rPr>
+          <w:rFonts w:hint="cs"/>
+          <w:rtl/>
+        </w:rPr>
+        <w:t>وأُظهر له</w:t>
+      </w:r>
+      <w:r>
+        <w:rPr>
+          <w:rtl/>
+        </w:rPr>
+        <w:t xml:space="preserve"> طريق الخلاص </w:t>
+      </w:r>
+      <w:proofErr w:type="spellStart"/>
+      <w:r>
+        <w:rPr>
+          <w:rtl/>
+        </w:rPr>
+        <w:t>بأجلَى</w:t>
+      </w:r>
+      <w:proofErr w:type="spellEnd"/>
+      <w:r>
+        <w:rPr>
+          <w:rtl/>
+        </w:rPr>
+        <w:t xml:space="preserve"> بيان (الآية ٢٤)، غير أن كل شيء كان بلا جدوى؛ إذ ارتد صوت التحذير تماماً عن قلبه المتكبر، </w:t>
+      </w:r>
+      <w:proofErr w:type="spellStart"/>
+      <w:r>
+        <w:rPr>
+          <w:rtl/>
+        </w:rPr>
+        <w:t>و«كُلُّ</w:t>
+      </w:r>
+      <w:proofErr w:type="spellEnd"/>
+      <w:r>
+        <w:rPr>
+          <w:rtl/>
+        </w:rPr>
+        <w:t xml:space="preserve"> هٰذَا جَاءَ عَلَى </w:t>
+      </w:r>
+      <w:proofErr w:type="spellStart"/>
+      <w:r>
+        <w:rPr>
+          <w:rtl/>
+        </w:rPr>
+        <w:t>نَبُوذَخْنَصَّرَ</w:t>
+      </w:r>
+      <w:proofErr w:type="spellEnd"/>
+      <w:r>
+        <w:rPr>
+          <w:rtl/>
+        </w:rPr>
+        <w:t xml:space="preserve"> الْمَلِكِ. عِنْدَ نِهَايَةِ اثْنَيْ عَشَرَ شَهْراً كَانَ يَتَمَشَّى عَلَى قَصْرِ مَمْلَكَةِ بَابِلَ. أَجَابَ الْمَلِكُ وَقَالَ: أَلَيْسَتْ هٰذِهِ بَابِلَ الْعَظِيمَةَ الَّتِي بَنَيْتُهَا لِبَيْتِ الْمُلْكِ بِقُوَّةِ اقْتِدَارِي، وَلِجَلَالِ مَجْدِي؟ وَالْكَلِمَةُ بَعْدُ فِي فَمِ الْمَلِكِ، وَقَعَ صَوْتٌ مِنَ السَّمَاءِ: لَكَ يَقُولُونَ يَا </w:t>
+      </w:r>
+      <w:proofErr w:type="spellStart"/>
+      <w:r>
+        <w:rPr>
+          <w:rtl/>
+        </w:rPr>
+        <w:t>نَبُوذَخْنَصَّرُ</w:t>
+      </w:r>
+      <w:proofErr w:type="spellEnd"/>
+      <w:r>
+        <w:rPr>
+          <w:rtl/>
+        </w:rPr>
+        <w:t xml:space="preserve"> الْمَلِكُ: إِنَّ الْمَمْلَكَةَ قَدْ زَالَتْ عَنْكَ» (الآيات ٢٥-٢٨).</w:t>
+      </w:r>
+    </w:p>
+    <w:p>
+      <w:pPr>
+        <w:rPr>
+          <w:rtl/>
+        </w:rPr>
+      </w:pPr>
+      <w:r>
+        <w:rPr>
+          <w:rtl/>
+        </w:rPr>
+        <w:t xml:space="preserve">فحلّ القضاء. ولم تكن عظمة قدرته وقوته ومجده، التي أعطاه إياها إله السماوات (سفر دانيال </w:t>
+      </w:r>
+      <w:proofErr w:type="spellStart"/>
+      <w:r>
+        <w:rPr>
+          <w:rtl/>
+        </w:rPr>
+        <w:t>الأصحاح</w:t>
+      </w:r>
+      <w:proofErr w:type="spellEnd"/>
+      <w:r>
+        <w:rPr>
+          <w:rtl/>
+        </w:rPr>
+        <w:t xml:space="preserve"> ٢: ٣٧)، إلا لتدغدغ كبرياءه الذاتي. فهو يفتخر بأعمال يديه، ويرى في نفسه مصدر قوته ومجده. والله، الذي وهبه كل شيء وأعطاه فوق ذلك أوضح الأدلة على قدرته الفائقة — وهي أدلة كانت قد ملأته في حينها بالدهشة والذهول — صار الآن بعيداً كل البعد عن أفكاره. وصحيح أن تدخل الله الواضح كان قد اضطره إلى الاعتراف بأن الرب هو «إِلٰهُ الآلِهَةِ وَرَبُّ الْمُلُوكِ» (سفر دانيال </w:t>
+      </w:r>
+      <w:proofErr w:type="spellStart"/>
+      <w:r>
+        <w:rPr>
+          <w:rtl/>
+        </w:rPr>
+        <w:t>الأصحاح</w:t>
+      </w:r>
+      <w:proofErr w:type="spellEnd"/>
+      <w:r>
+        <w:rPr>
+          <w:rtl/>
+        </w:rPr>
+        <w:t xml:space="preserve"> ٢) وأنه «الإِلٰهُ الْعَلِيُّ» (سفر دانيال </w:t>
+      </w:r>
+      <w:proofErr w:type="spellStart"/>
+      <w:r>
+        <w:rPr>
+          <w:rtl/>
+        </w:rPr>
+        <w:t>الأصحاح</w:t>
+      </w:r>
+      <w:proofErr w:type="spellEnd"/>
+      <w:r>
+        <w:rPr>
+          <w:rtl/>
+        </w:rPr>
+        <w:t xml:space="preserve"> ٣)؛ ولكن ما أسرع ما انمحت هذه الانطباعات! فبعد ذلك بقليل أقام تمثالاً وثنياً واستهزأ بالإله نفسه بأكثر الطرق جسارةً، والآن يعبّر عن تشامخه وكبريائه بأفظع الكلمات </w:t>
+      </w:r>
+      <w:r>
+        <w:rPr>
+          <w:rFonts w:hint="cs"/>
+          <w:rtl/>
+        </w:rPr>
+        <w:t>الجسورة</w:t>
+      </w:r>
+      <w:r>
+        <w:rPr>
+          <w:rtl/>
+        </w:rPr>
+        <w:t>.</w:t>
+      </w:r>
+    </w:p>
+    <w:p>
+      <w:pPr>
+        <w:rPr>
+          <w:rtl/>
+        </w:rPr>
+      </w:pPr>
+      <w:r>
+        <w:rPr>
+          <w:rtl/>
+        </w:rPr>
+        <w:t>هكذا هو الإنسان، ما لم يُمَسَّ ضميره ويُحْضَرْ إلى محضر الله. إنه يرتعد بمجرد أن يعلن الله القليل من قدرته، ولكنه يمتلئ بالتمرد والازدراء متى توارى عنه معاينة تلك القدرة.</w:t>
+      </w:r>
+    </w:p>
+    <w:p>
+      <w:pPr>
+        <w:rPr>
+          <w:rtl/>
+        </w:rPr>
+      </w:pPr>
+      <w:r>
+        <w:rPr>
+          <w:rtl/>
+        </w:rPr>
+        <w:t xml:space="preserve">ولكن، </w:t>
+      </w:r>
+      <w:proofErr w:type="spellStart"/>
+      <w:r>
+        <w:rPr>
+          <w:rtl/>
+        </w:rPr>
+        <w:t>و</w:t>
+      </w:r>
+      <w:r>
+        <w:rPr>
+          <w:rFonts w:hint="cs"/>
+          <w:rtl/>
+        </w:rPr>
+        <w:t>آ</w:t>
+      </w:r>
+      <w:r>
+        <w:rPr>
+          <w:rtl/>
+        </w:rPr>
+        <w:t>سفاه</w:t>
+      </w:r>
+      <w:proofErr w:type="spellEnd"/>
+      <w:r>
+        <w:rPr>
+          <w:rtl/>
+        </w:rPr>
+        <w:t>! ما أسرع تغي</w:t>
+      </w:r>
+      <w:r>
+        <w:rPr>
+          <w:rFonts w:hint="cs"/>
+          <w:rtl/>
+        </w:rPr>
+        <w:t>ُّ</w:t>
+      </w:r>
+      <w:r>
+        <w:rPr>
+          <w:rtl/>
+        </w:rPr>
+        <w:t xml:space="preserve">ر كل شيء! ففي اللحظة عينها التي كان فيها </w:t>
+      </w:r>
+      <w:proofErr w:type="spellStart"/>
+      <w:r>
+        <w:rPr>
+          <w:rtl/>
+        </w:rPr>
+        <w:t>نبوخذنصر</w:t>
+      </w:r>
+      <w:proofErr w:type="spellEnd"/>
+      <w:r>
+        <w:rPr>
+          <w:rtl/>
+        </w:rPr>
+        <w:t xml:space="preserve"> يعجب بعظمته الخاصة ويقدم السجود لقدرته ومجده — بل والكلمة بعدُ في فمه — جاءت يد الله </w:t>
+      </w:r>
+      <w:r>
+        <w:rPr>
+          <w:rFonts w:hint="cs"/>
+          <w:rtl/>
+        </w:rPr>
+        <w:t>الديانة</w:t>
+      </w:r>
+      <w:r>
+        <w:rPr>
+          <w:rtl/>
+        </w:rPr>
+        <w:t xml:space="preserve"> عليه وهوت به من علياء عظمه إلى هاوية سحيقة. وبضربة واحدة فقد</w:t>
+      </w:r>
+      <w:r>
+        <w:rPr>
+          <w:rFonts w:hint="cs"/>
+          <w:rtl/>
+        </w:rPr>
+        <w:t>َ</w:t>
+      </w:r>
+      <w:r>
+        <w:rPr>
+          <w:rtl/>
+        </w:rPr>
+        <w:t xml:space="preserve"> كل مجده، ووُضِع في أسفل درجات الإذلال حتى صار كالبهائم. لم يعد فيه عقل، ولا قدرة على حمد الله. وصارت سكناه مع حيوان البر، وأُعْطِيَ عشباً ليأكل كالبقر، وكان نظره متجهاً إلى أسفل نحو الأرض. وهكذا كان ينبغي أن تمضي عليه سبع </w:t>
+      </w:r>
+      <w:r>
+        <w:rPr>
+          <w:rtl/>
+        </w:rPr>
+        <w:t>سنين</w:t>
+      </w:r>
+      <w:r>
+        <w:rPr>
+          <w:rtl/>
+        </w:rPr>
+        <w:t>.</w:t>
+      </w:r>
+    </w:p>
+    <w:p>
+      <w:pPr>
+        <w:rPr>
+          <w:rtl/>
+        </w:rPr>
+      </w:pPr>
+      <w:r>
+        <w:rPr>
+          <w:rtl/>
+        </w:rPr>
+        <w:t xml:space="preserve">يا لها من صورة دقيقة للحالة الوضيعة </w:t>
+      </w:r>
+      <w:r>
+        <w:rPr>
+          <w:rFonts w:hint="cs"/>
+          <w:rtl/>
+        </w:rPr>
+        <w:t>المتواجدة</w:t>
+      </w:r>
+      <w:r>
+        <w:rPr>
+          <w:rtl/>
+        </w:rPr>
+        <w:t xml:space="preserve"> فيها الأمم طوال مدة </w:t>
+      </w:r>
+      <w:r>
+        <w:rPr>
+          <w:rFonts w:hint="cs"/>
+          <w:rtl/>
+        </w:rPr>
+        <w:t>حكمها</w:t>
+      </w:r>
+      <w:r>
+        <w:rPr>
+          <w:rtl/>
+        </w:rPr>
+        <w:t xml:space="preserve">! قد تكون قوية ومقتدرة في الظاهر، وقد تبدي دهاءً وذكاءً حادًا؛ ولكن ليس هذا هو ما يميّز الإنسان عن الحيوان. فالحيوان ينظر دائمًا نحو الأرض، ولا يصغي في سلوكه إلى صوت الضمير، ولا يعرف أي علاقة مع الله. أمّا الإنسان فهو قادرٌ على إدراك هذه العلاقات، وعلى الإصغاء لصوت ضميره، وعلى معرفة مشيئة الله. وتكمن كرامته الحقيقية في أنه يعترف بالله في مجده وجلاله، وفي أنه يخضع له بتواضع في كل حين. ولكن بمجرد أن يقول: «بَنَيْتُ... بِقُوَّةِ اقْتِدَارِي» إلخ، وبمجرد أن يتشامخ، يفقد علاقاته الحقيقية مع الله وينحط إلى مستوى الحيوان الذي لا يعرف الله. فهو يحطّ من قدر نفسه ويسعى إلى إرضاء رغباته في أمور أدنى منه بكثير. وهذا ما يميّز سلوك الأمم من البداية إلى النهاية؛ فطوال مدة سيادتها تظل غارقة في حالة من الحماقة. ولكن بعد ذلك، عندما يكتمل القضاء، ستصل إلى معرفة الله، تمامًا كما كان الحال مع </w:t>
+      </w:r>
+      <w:proofErr w:type="spellStart"/>
+      <w:r>
+        <w:rPr>
+          <w:rtl/>
+        </w:rPr>
+        <w:t>نبوخذنصر</w:t>
+      </w:r>
+      <w:proofErr w:type="spellEnd"/>
+      <w:r>
+        <w:rPr>
+          <w:rtl/>
+        </w:rPr>
+        <w:t>.</w:t>
+      </w:r>
+    </w:p>
+    <w:p>
+      <w:pPr>
+        <w:rPr>
+          <w:rtl/>
+        </w:rPr>
+      </w:pPr>
+      <w:r>
+        <w:rPr>
+          <w:rtl/>
+        </w:rPr>
+        <w:t xml:space="preserve">«وَعِنْدَ انْتِهَاءِ الأَيَّامِ، أَنَا </w:t>
+      </w:r>
+      <w:proofErr w:type="spellStart"/>
+      <w:r>
+        <w:rPr>
+          <w:rtl/>
+        </w:rPr>
+        <w:t>نَبُوخَذْنَصَّرُ</w:t>
+      </w:r>
+      <w:proofErr w:type="spellEnd"/>
+      <w:r>
+        <w:rPr>
+          <w:rtl/>
+        </w:rPr>
+        <w:t xml:space="preserve"> رَفَعْتُ عَيْنَيَّ إِلَى السَّمَاءِ» — وكان ذلك أول إشارة إلى عودة حالته الإنسانية الحقيقية — «فَرَجَعَ إِلَيَّ عَقْلِي، وَبَارَكْتُ الْعَلِيَّ، وَسَبَّحْتُ وَحَمَدْتُ الْحَيَّ إِلَى الأَبَدِ، الَّذِي سُلْطَانُهُ سُلْطَانٌ أَبَدِيٌّ، وَمَلَكُوتُهُ إِلَى دَوْرٍ فَدَوْرٍ» (العدد 31). وهنا نرى نتيجة مختلفة تمامًا عما سبق؛ فهو لا يخرّ على وجهه ويسجد لدانيال ويُقدِّم له تقديمات وروائح سرور، كما في نهاية </w:t>
+      </w:r>
+      <w:proofErr w:type="spellStart"/>
+      <w:r>
+        <w:rPr>
+          <w:rtl/>
+        </w:rPr>
+        <w:t>الأصحاح</w:t>
+      </w:r>
+      <w:proofErr w:type="spellEnd"/>
+      <w:r>
+        <w:rPr>
+          <w:rtl/>
+        </w:rPr>
+        <w:t xml:space="preserve"> الثاني، ولا يصدر أمرًا صارمًا إلى جميع الشعوب والأمم والألسنة تحت طائلة عقوبة جسيمة بألا يتكلموا بكلمة ضد إله </w:t>
+      </w:r>
+      <w:proofErr w:type="spellStart"/>
+      <w:r>
+        <w:rPr>
+          <w:rtl/>
+        </w:rPr>
+        <w:t>شدرخ</w:t>
+      </w:r>
+      <w:proofErr w:type="spellEnd"/>
+      <w:r>
+        <w:rPr>
+          <w:rtl/>
+        </w:rPr>
+        <w:t xml:space="preserve"> </w:t>
+      </w:r>
+      <w:proofErr w:type="spellStart"/>
+      <w:r>
+        <w:rPr>
+          <w:rtl/>
+        </w:rPr>
+        <w:t>وميشخ</w:t>
+      </w:r>
+      <w:proofErr w:type="spellEnd"/>
+      <w:r>
+        <w:rPr>
+          <w:rtl/>
+        </w:rPr>
+        <w:t xml:space="preserve"> </w:t>
+      </w:r>
+      <w:proofErr w:type="spellStart"/>
+      <w:r>
+        <w:rPr>
+          <w:rtl/>
+        </w:rPr>
+        <w:t>وعَبْدَنَغُوَ</w:t>
+      </w:r>
+      <w:proofErr w:type="spellEnd"/>
+      <w:r>
+        <w:rPr>
+          <w:rtl/>
+        </w:rPr>
+        <w:t xml:space="preserve">، كما في نهاية </w:t>
+      </w:r>
+      <w:proofErr w:type="spellStart"/>
+      <w:r>
+        <w:rPr>
+          <w:rtl/>
+        </w:rPr>
+        <w:t>الأصحاح</w:t>
+      </w:r>
+      <w:proofErr w:type="spellEnd"/>
+      <w:r>
+        <w:rPr>
+          <w:rtl/>
+        </w:rPr>
+        <w:t xml:space="preserve"> الثالث؛ بل إنّه هو نفسه ينحني باتضاع حقيقي في قلبه أمام الله في التراب، ويمجّده باعتباره العليّ والقدير، ويعترف قائلاً: «وَحُسِبَ جَمِيعُ سُكَّانِ الأَرْضِ كَلاَ شَيْءٍ، وَهُوَ يَفْعَلُ كَمَا يَشَاءُ فِي جُنْدِ السَّمَاءِ وَسُكَّانِ الأَرْضِ، وَلاَ يُوجَدُ مَنْ يَمْنَعُ يَدَهُ أَوْ يَقُولُ لَهُ: مَاذَا تَفْعَلُ؟» (العدد 32).</w:t>
+      </w:r>
+    </w:p>
+    <w:p>
+      <w:pPr>
+        <w:rPr>
+          <w:rtl/>
+        </w:rPr>
+      </w:pPr>
+      <w:r>
+        <w:rPr>
+          <w:rtl/>
+        </w:rPr>
+        <w:t xml:space="preserve">ولنلاحظ في العدد 31 هذا التعبير: «العَلِيُّ». وهو الاسم نفسه الذي </w:t>
+      </w:r>
+      <w:r>
+        <w:rPr>
+          <w:rFonts w:hint="cs"/>
+          <w:rtl/>
+        </w:rPr>
+        <w:t>أ</w:t>
+      </w:r>
+      <w:r>
+        <w:rPr>
+          <w:rtl/>
+        </w:rPr>
+        <w:t>طلقه ملكي صادق على يهوه عندما التقى بإبراهيم بعد انتصاره في المعركة ضد ملوك</w:t>
+      </w:r>
+      <w:r>
+        <w:rPr>
+          <w:rFonts w:hint="cs"/>
+          <w:rtl/>
+        </w:rPr>
+        <w:t xml:space="preserve"> الأمم</w:t>
+      </w:r>
+      <w:r>
+        <w:rPr>
+          <w:rtl/>
+        </w:rPr>
+        <w:t xml:space="preserve"> الأربعة. غير أنه يضيف هناك أيضًا الكلمات: «مَالِكِ السَّمَاوَاتِ وَالأَرْضِ». وهذا هو الطابع الحقيقي الذي سيتخذه الله عندما يجمع كل شيء في السماوات وعلى الأرض في المسيح، بعد أن يكون قد أخضع كل عدو يقوم ضد شعبه. وحينئذ سيكون المسيح هو ملكي صادق الحقيقي، ملك البر، وسيسود سلام كامل — سلام قائم على البر. وتكون الأمم خاضعة لله تمامًا، تعترف به وتسبحه وتتبارك به. والزمان الذي أُعطيت فيه قلب حيوان نتيجة لكبريائها الجامح وترفُّعها وابتعادها عن الله، سيكون حينئذ قد مضى وانتهى. فالجذع الذي تُرِك في الأرض واستُبقي من القضاء سيعود إلى الحياة، وتبدأ حكومة للأمم متأثرة بمعرفة الله </w:t>
+      </w:r>
+      <w:proofErr w:type="spellStart"/>
+      <w:r>
+        <w:rPr>
+          <w:rtl/>
+        </w:rPr>
+        <w:t>ومُنقّاة</w:t>
+      </w:r>
+      <w:proofErr w:type="spellEnd"/>
+      <w:r>
+        <w:rPr>
+          <w:rtl/>
+        </w:rPr>
+        <w:t xml:space="preserve"> من الشر؛ والله نفسه، بصفته العلي، سيمسك بزمام الحكم في يده، وتخضع الأمم أمامه بالعبادة والفرح الشاكر.</w:t>
+      </w:r>
+    </w:p>
+    <w:p>
+      <w:pPr>
+        <w:rPr>
+          <w:rtl/>
+        </w:rPr>
+      </w:pPr>
+      <w:r>
+        <w:rPr>
+          <w:rtl/>
+        </w:rPr>
+        <w:t xml:space="preserve">ولنلاحظ أيضًا أن </w:t>
+      </w:r>
+      <w:proofErr w:type="spellStart"/>
+      <w:r>
+        <w:rPr>
+          <w:rtl/>
+        </w:rPr>
+        <w:t>نبوخذنصر</w:t>
+      </w:r>
+      <w:proofErr w:type="spellEnd"/>
+      <w:r>
+        <w:rPr>
+          <w:rtl/>
+        </w:rPr>
+        <w:t xml:space="preserve"> يدعو الله في العدد الأخير من </w:t>
+      </w:r>
+      <w:proofErr w:type="spellStart"/>
+      <w:r>
+        <w:rPr>
+          <w:rtl/>
+        </w:rPr>
+        <w:t>أصحاحنا</w:t>
+      </w:r>
+      <w:proofErr w:type="spellEnd"/>
+      <w:r>
+        <w:rPr>
+          <w:rtl/>
+        </w:rPr>
+        <w:t xml:space="preserve"> «مَلِكَ السَّمَاءِ»: «فَالآنَ أَنَا </w:t>
+      </w:r>
+      <w:proofErr w:type="spellStart"/>
+      <w:r>
+        <w:rPr>
+          <w:rtl/>
+        </w:rPr>
+        <w:t>نَبُوخَذْنَصَّرُ</w:t>
+      </w:r>
+      <w:proofErr w:type="spellEnd"/>
+      <w:r>
+        <w:rPr>
+          <w:rtl/>
+        </w:rPr>
+        <w:t xml:space="preserve"> أُسَبِّحُ وَأُعَظِّمُ وَأَحْمَدُ مَلِكَ السَّمَاءِ». وهذا اللقب هنا ذو دلالة عميقة جدًا. فبصفته «إِلَهَ الأَرْضِ»، كان لله عرشه في أورشليم؛ ولكن هذا العرش لم يعد موجودًا، ولذلك كان من اللازم تمامًا أن يعترف به </w:t>
+      </w:r>
+      <w:proofErr w:type="spellStart"/>
+      <w:r>
+        <w:rPr>
+          <w:rtl/>
+        </w:rPr>
+        <w:t>نبوخذنصر</w:t>
+      </w:r>
+      <w:proofErr w:type="spellEnd"/>
+      <w:r>
+        <w:rPr>
+          <w:rtl/>
+        </w:rPr>
+        <w:t xml:space="preserve"> كملك السماء. وفي سفر دانيال لا نجد ذكرًا لعرش أورشليم مطلقًا إلا من ناحية أدبية أو نبوية. فبالنسبة لدانيال، لم يكن </w:t>
+      </w:r>
+      <w:r>
+        <w:rPr>
+          <w:rFonts w:hint="cs"/>
+          <w:rtl/>
+        </w:rPr>
+        <w:t>من الم</w:t>
+      </w:r>
+      <w:r>
+        <w:rPr>
+          <w:rtl/>
+        </w:rPr>
+        <w:t xml:space="preserve">مكن أن يكون الله إله الأرض؛ لأنه كان </w:t>
+      </w:r>
+      <w:proofErr w:type="spellStart"/>
+      <w:r>
+        <w:rPr>
+          <w:rFonts w:hint="cs"/>
+          <w:rtl/>
+        </w:rPr>
+        <w:t>مسبيًا</w:t>
+      </w:r>
+      <w:proofErr w:type="spellEnd"/>
+      <w:r>
+        <w:rPr>
+          <w:rtl/>
+        </w:rPr>
+        <w:t xml:space="preserve"> بين الأمم. وعندما يحتل الله مكانه كإله الأرض، يستحيل أن يكون نسل إبراهيم في السبي.</w:t>
+      </w:r>
+    </w:p>
+    <w:p>
+      <w:pPr>
+        <w:rPr>
+          <w:rtl/>
+        </w:rPr>
+      </w:pPr>
+      <w:proofErr w:type="spellStart"/>
+      <w:r>
+        <w:rPr>
+          <w:rtl/>
+        </w:rPr>
+        <w:t>الأصحاح</w:t>
+      </w:r>
+      <w:proofErr w:type="spellEnd"/>
+      <w:r>
+        <w:rPr>
+          <w:rtl/>
+        </w:rPr>
+        <w:t xml:space="preserve"> الخامس.</w:t>
+      </w:r>
+    </w:p>
+    <w:p>
+      <w:pPr>
+        <w:rPr>
+          <w:rtl/>
+        </w:rPr>
+      </w:pPr>
+      <w:r>
+        <w:rPr>
+          <w:rFonts w:hint="cs"/>
+          <w:rtl/>
+        </w:rPr>
+        <w:t>يسرد</w:t>
+      </w:r>
+      <w:r>
+        <w:rPr>
+          <w:rtl/>
+        </w:rPr>
+        <w:t xml:space="preserve"> هذا </w:t>
+      </w:r>
+      <w:proofErr w:type="spellStart"/>
+      <w:r>
+        <w:rPr>
+          <w:rtl/>
+        </w:rPr>
+        <w:t>الأصحاح</w:t>
+      </w:r>
+      <w:proofErr w:type="spellEnd"/>
+      <w:r>
+        <w:rPr>
+          <w:rtl/>
+        </w:rPr>
+        <w:t>، كسابقي</w:t>
+      </w:r>
+      <w:r>
+        <w:rPr>
+          <w:rFonts w:hint="cs"/>
+          <w:rtl/>
+        </w:rPr>
+        <w:t>ه</w:t>
+      </w:r>
+      <w:r>
+        <w:rPr>
+          <w:rtl/>
+        </w:rPr>
+        <w:t xml:space="preserve">، حقائق تاريخية، ولكنه يمتلك بوضوح طابعًا نبويًا أيضًا. غير أنني أعتقد أنه، بالاشتراك مع </w:t>
+      </w:r>
+      <w:proofErr w:type="spellStart"/>
+      <w:r>
+        <w:rPr>
+          <w:rtl/>
+        </w:rPr>
+        <w:t>الأصحاح</w:t>
+      </w:r>
+      <w:proofErr w:type="spellEnd"/>
+      <w:r>
+        <w:rPr>
+          <w:rtl/>
+        </w:rPr>
+        <w:t xml:space="preserve"> التالي، يقدّم بدرجة أقل سماتٍ عامة لسلطان الأمم، بقدر ما يعرض </w:t>
+      </w:r>
+      <w:proofErr w:type="spellStart"/>
+      <w:r>
+        <w:rPr>
+          <w:rtl/>
+        </w:rPr>
+        <w:t>اندلاعات</w:t>
+      </w:r>
+      <w:proofErr w:type="spellEnd"/>
+      <w:r>
+        <w:rPr>
+          <w:rtl/>
+        </w:rPr>
+        <w:t xml:space="preserve"> محددة وجامحة للشر تظهر في نهاية ذلك السلطان وتؤدي إلى هلاك مباغت. وهكذا نرى في هذا </w:t>
+      </w:r>
+      <w:proofErr w:type="spellStart"/>
+      <w:r>
+        <w:rPr>
+          <w:rtl/>
+        </w:rPr>
+        <w:t>الأصحاح</w:t>
+      </w:r>
+      <w:proofErr w:type="spellEnd"/>
+      <w:r>
+        <w:rPr>
+          <w:rtl/>
+        </w:rPr>
+        <w:t xml:space="preserve"> كيف يصل شر رأس الأمم تجاه إله إسرائيل إلى ذروته؛ إذ يتخذ طابع التحدي والاستهزاء الذي سبق أن التقينا به في </w:t>
+      </w:r>
+      <w:proofErr w:type="spellStart"/>
+      <w:r>
+        <w:rPr>
+          <w:rtl/>
+        </w:rPr>
+        <w:t>الأصحاح</w:t>
+      </w:r>
+      <w:proofErr w:type="spellEnd"/>
+      <w:r>
+        <w:rPr>
+          <w:rtl/>
+        </w:rPr>
+        <w:t xml:space="preserve"> الثالث، وإن لم يكن بالمدى نفسه، والذي يبرز بوضوح الجهد الباطل الذي يبذله الإنسان لإخفاء ضعفه وعجزه المطلق وراء المظهر الخارجي لقوة لا حد لها.</w:t>
+      </w:r>
+    </w:p>
+    <w:p>
+      <w:pPr>
+        <w:rPr>
+          <w:rtl/>
+        </w:rPr>
+      </w:pPr>
+      <w:r>
+        <w:rPr>
+          <w:rtl/>
+        </w:rPr>
+        <w:t>«</w:t>
+      </w:r>
+      <w:proofErr w:type="spellStart"/>
+      <w:r>
+        <w:rPr>
+          <w:rtl/>
+        </w:rPr>
+        <w:t>بَلْشَاصَّرُ</w:t>
+      </w:r>
+      <w:proofErr w:type="spellEnd"/>
+      <w:r>
+        <w:rPr>
+          <w:rtl/>
+        </w:rPr>
+        <w:t xml:space="preserve"> الْمَلِكُ صَنَعَ وُلِيمَةً عَظِيمَةً لِعُظَمَائِهِ الَّذِينَ أَلْفٌ، وَشَرِبَ خَمْرًا قُدَّامَ الأَلْفِ» (العدد 1). وتُشكّل هنا الوليمة الفاخرة والمترفة المشهدَ الذي تدور فيه الأحداث؛ فقد دعا </w:t>
+      </w:r>
+      <w:proofErr w:type="spellStart"/>
+      <w:r>
+        <w:rPr>
+          <w:rtl/>
+        </w:rPr>
+        <w:t>بلشاصر</w:t>
+      </w:r>
+      <w:proofErr w:type="spellEnd"/>
+      <w:r>
+        <w:rPr>
+          <w:rtl/>
+        </w:rPr>
+        <w:t xml:space="preserve"> رؤساءه وعظماءه إلى وليمة عظيمة.</w:t>
+      </w:r>
+    </w:p>
+    <w:p>
+      <w:pPr>
+        <w:rPr>
+          <w:rtl/>
+        </w:rPr>
+      </w:pPr>
+      <w:r>
+        <w:rPr>
+          <w:rtl/>
+        </w:rPr>
+        <w:t xml:space="preserve">«وَإِذْ كَانَ </w:t>
+      </w:r>
+      <w:proofErr w:type="spellStart"/>
+      <w:r>
+        <w:rPr>
+          <w:rtl/>
+        </w:rPr>
+        <w:t>بَلْشَاصَّرُ</w:t>
+      </w:r>
+      <w:proofErr w:type="spellEnd"/>
+      <w:r>
+        <w:rPr>
+          <w:rtl/>
+        </w:rPr>
+        <w:t xml:space="preserve"> يَذُوقُ الْخَمْرَ، أَمَرَ بِإِحْضَارِ آنِيَةِ الذَّهَبِ وَالْفِضَّةِ الَّتِي أَخْرَجَهَا </w:t>
+      </w:r>
+      <w:proofErr w:type="spellStart"/>
+      <w:r>
+        <w:rPr>
+          <w:rtl/>
+        </w:rPr>
+        <w:t>نَبُوخَذْنَصَّرُ</w:t>
+      </w:r>
+      <w:proofErr w:type="spellEnd"/>
+      <w:r>
+        <w:rPr>
+          <w:rtl/>
+        </w:rPr>
+        <w:t xml:space="preserve"> أَبُوهُ مِنَ الْهَيْكَلِ الَّذِي فِي أُورُشَلِيمَ، لِيَشْرَبَ بِهَا الْمَلِكُ وَعُظَمَاؤُهُ وَزَوْجَاتُهُ وَسَرَارِيُّهُ. حِينَئِذٍ أَحْضَرُوا آنِيَةَ الذَّهَبِ... كَانُوا يَشْرَبُونَ الْخَمْرَ وَيُسَبِّحُونَ آلِهَةَ الذَّهَبِ وَالْفِضَّةِ وَالنُّحَاسِ وَالْحَدِيدِ وَالْخَشَبِ وَالْحَجَرِ» (الأعداد 2-4). ويخبرنا المؤرخون العالميون أنه كان عيدًا سنويًا استسلموا فيه، كالعادة، لكافة أشكال الإفراط والمجون رغم حصار الماديين لبابل، مما أتاح للعدو فرصة سانحة لمباغتة المدينة. ومهما يكن الأمر، يخبرنا الكتاب المقدس كيف استغل الملك، الغارق في أمان كاذب، هذه الفرصة ليمجد ويرفع آلهة الأمم الباطلة، ويهين الإله الحقيقي، إله إسرائيل، بأشد الطرق جسارة. لم يكن الأمر مجرد سعي لإيجاد دين موحد أو إدخال عبادة الأوثان، ولا مجرد كبرياء قلب يقول: «أَلَيْسَتْ هَذِهِ بَابِلَ الْعَظِيمَةَ الَّتِي بَنَيْتُهَا بِقُوَّةِ اقْتِدَارِي...؟»، بل كان إلحادًا سافرًا وأوقح إهانة لإله السماء الذي </w:t>
+      </w:r>
+      <w:r>
+        <w:rPr>
+          <w:rFonts w:hint="cs"/>
+          <w:rtl/>
+        </w:rPr>
+        <w:t>أ</w:t>
+      </w:r>
+      <w:r>
+        <w:rPr>
+          <w:rtl/>
+        </w:rPr>
+        <w:t xml:space="preserve">سلم شعبه إلى أيدي الأمم بسبب عصيانهم. وإن القدرة التي أظهرها هذا الإله في القضاء على </w:t>
+      </w:r>
+      <w:proofErr w:type="spellStart"/>
+      <w:r>
+        <w:rPr>
+          <w:rtl/>
+        </w:rPr>
+        <w:t>نبوخذنصر</w:t>
+      </w:r>
+      <w:proofErr w:type="spellEnd"/>
+      <w:r>
+        <w:rPr>
+          <w:rtl/>
+        </w:rPr>
+        <w:t xml:space="preserve">، والقدرة التي أظهرها بالنعمة نحو </w:t>
+      </w:r>
+      <w:proofErr w:type="spellStart"/>
+      <w:r>
+        <w:rPr>
+          <w:rtl/>
+        </w:rPr>
+        <w:t>معترفيه</w:t>
+      </w:r>
+      <w:proofErr w:type="spellEnd"/>
+      <w:r>
+        <w:rPr>
+          <w:rtl/>
+        </w:rPr>
+        <w:t xml:space="preserve"> الأمناء من إسرائيل، لم تحظَ بأدنى التفات من هذا الملك الشرير؛ إذ بدا أن الماضي قد تلاشى تمامًا من ذاكرته. فقد وضع </w:t>
+      </w:r>
+      <w:proofErr w:type="spellStart"/>
+      <w:r>
+        <w:rPr>
+          <w:rtl/>
+        </w:rPr>
+        <w:t>بلشاصر</w:t>
+      </w:r>
+      <w:proofErr w:type="spellEnd"/>
+      <w:r>
+        <w:rPr>
+          <w:rtl/>
+        </w:rPr>
+        <w:t>، في غروره المجنون، آلهته من الذهب والفضة والنحاس والحديد والخشب والحجر فوق الإله العلي. وسبّح تلك الآلهة وأهان بطريقة مفزعة آنية الهيكل التي كانت مكرسة له. لقد وقف على قمة الفجور، وكان القضاء عليه وعلى بابل على الأبواب (قارن إشعياء 13؛ إرميا 25 إلخ).</w:t>
+      </w:r>
+    </w:p>
+    <w:p>
+      <w:r>
+        <w:rPr>
+          <w:rtl/>
+        </w:rPr>
+        <w:t xml:space="preserve">الله </w:t>
+      </w:r>
+      <w:r>
+        <w:rPr>
+          <w:rFonts w:hint="cs"/>
+          <w:rtl/>
+        </w:rPr>
+        <w:t>ظهر بذاته</w:t>
+      </w:r>
+      <w:r>
+        <w:rPr>
+          <w:rtl/>
+        </w:rPr>
+        <w:t xml:space="preserve"> ليحسم القضية بينه وبين تلك الأوثان الميتة. ولكن قبل أن يصب قضاءه، قدم إشارة تحذيرية مهيبة: «فِي تِلْكَ السَّاعَةِ ظَهَرَتْ أَصَابِعُ يَدِ إِنْسَانٍ، وَكَتَبَتْ إِزَاءَ النَّوْرَسِ عَلَى كَلَسِ حَائِطِ قَصْرِ الْمَلِكِ، وَالْمَلِكُ يَرَى طَرَفَ الْيَدِ الْكَاتِبَةِ» (العدد 5). وحتى وإن لم يفهم </w:t>
+      </w:r>
+      <w:proofErr w:type="spellStart"/>
+      <w:r>
+        <w:rPr>
+          <w:rtl/>
+        </w:rPr>
+        <w:t>بلشاصر</w:t>
+      </w:r>
+      <w:proofErr w:type="spellEnd"/>
+      <w:r>
+        <w:rPr>
+          <w:rtl/>
+        </w:rPr>
+        <w:t xml:space="preserve"> معنى الكلمات التي كتبتها هذه اليد، فقد أدرك أنها جاءت من الإله الذي تحداه </w:t>
+      </w:r>
+      <w:proofErr w:type="spellStart"/>
+      <w:r>
+        <w:rPr>
+          <w:rtl/>
+        </w:rPr>
+        <w:t>واستستهزأ</w:t>
+      </w:r>
+      <w:proofErr w:type="spellEnd"/>
+      <w:r>
+        <w:rPr>
+          <w:rtl/>
+        </w:rPr>
+        <w:t xml:space="preserve"> به بهذه الجسارة: «حِينَئِذٍ تَغَيَّرَتْ هَيْئَةُ الْمَلِكِ وَأَفْزَعَتْهُ أَفْكَارُهُ، وَانْحَلَّتْ خَرَزُ حَقْوَيْهِ، وَاضْطَرَبَتْ رُكْبَتَاهُ» (</w:t>
+      </w:r>
+      <w:hyperlink r:id="rId10" w:anchor=":~:text=Mit%20einem%20Schlag%20war%20die%20ganze%20ger%C3%A4uschvolle" w:history="1">
         <w:r>
           <w:rPr>
             <w:rStyle w:val="Hyperlink"/>
-            <w:rFonts w:hint="cs"/>
             <w:rtl/>
           </w:rPr>
-          <w:t>فيه</w:t>
+          <w:t>العدد</w:t>
         </w:r>
       </w:hyperlink>
       <w:r>
         <w:rPr>
-          <w:rFonts w:hint="cs"/>
-          <w:rtl/>
-        </w:rPr>
-        <w:t xml:space="preserve">: </w:t>
+          <w:rtl/>
+        </w:rPr>
+        <w:t xml:space="preserve"> 6).</w:t>
       </w:r>
     </w:p>
     <w:sectPr>
@@ -12664,7 +13810,7 @@
 </file>
 
 <file path=word/endnotes.xml><?xml version="1.0" encoding="utf-8"?>
-<w:endnotes xmlns:wpc="http://schemas.microsoft.com/office/word/2010/wordprocessingCanvas" xmlns:cx="http://schemas.microsoft.com/office/drawing/2014/chartex" xmlns:cx1="http://schemas.microsoft.com/office/drawing/2015/9/8/chartex" xmlns:cx2="http://schemas.microsoft.com/office/drawing/2015/10/21/chartex" xmlns:cx3="http://schemas.microsoft.com/office/drawing/2016/5/9/chartex" xmlns:cx4="http://schemas.microsoft.com/office/drawing/2016/5/10/chartex" xmlns:cx5="http://schemas.microsoft.com/office/drawing/2016/5/11/chartex" xmlns:cx6="http://schemas.microsoft.com/office/drawing/2016/5/12/chartex" xmlns:cx7="http://schemas.microsoft.com/office/drawing/2016/5/13/chartex" xmlns:cx8="http://schemas.microsoft.com/office/drawing/2016/5/14/chartex" xmlns:mc="http://schemas.openxmlformats.org/markup-compatibility/2006" xmlns:aink="http://schemas.microsoft.com/office/drawing/2016/ink" xmlns:am3d="http://schemas.microsoft.com/office/drawing/2017/model3d" xmlns:o="urn:schemas-microsoft-com:office:office" xmlns:oel="http://schemas.microsoft.com/office/2019/extlst" xmlns:r="http://schemas.openxmlformats.org/officeDocument/2006/relationships" xmlns:m="http://schemas.openxmlformats.org/officeDocument/2006/math" xmlns:v="urn:schemas-microsoft-com:vml" xmlns:wp14="http://schemas.microsoft.com/office/word/2010/wordprocessingDrawing" xmlns:wp="http://schemas.openxmlformats.org/drawingml/2006/wordprocessingDrawing" xmlns:w10="urn:schemas-microsoft-com:office:word" xmlns:w="http://schemas.openxmlformats.org/wordprocessingml/2006/main" xmlns:w14="http://schemas.microsoft.com/office/word/2010/wordml" xmlns:w15="http://schemas.microsoft.com/office/word/2012/wordml" xmlns:w16cex="http://schemas.microsoft.com/office/word/2018/wordml/cex" xmlns:w16cid="http://schemas.microsoft.com/office/word/2016/wordml/cid" xmlns:w16="http://schemas.microsoft.com/office/word/2018/wordml" xmlns:w16sdtdh="http://schemas.microsoft.com/office/word/2020/wordml/sdtdatahash" xmlns:w16se="http://schemas.microsoft.com/office/word/2015/wordml/symex" xmlns:wpg="http://schemas.microsoft.com/office/word/2010/wordprocessingGroup" xmlns:wpi="http://schemas.microsoft.com/office/word/2010/wordprocessingInk" xmlns:wne="http://schemas.microsoft.com/office/word/2006/wordml" xmlns:wps="http://schemas.microsoft.com/office/word/2010/wordprocessingShape" mc:Ignorable="w14 w15 w16se w16cid w16 w16cex w16sdtdh wp14">
+<w:endnotes xmlns:wpc="http://schemas.microsoft.com/office/word/2010/wordprocessingCanvas" xmlns:cx="http://schemas.microsoft.com/office/drawing/2014/chartex" xmlns:cx1="http://schemas.microsoft.com/office/drawing/2015/9/8/chartex" xmlns:cx2="http://schemas.microsoft.com/office/drawing/2015/10/21/chartex" xmlns:cx3="http://schemas.microsoft.com/office/drawing/2016/5/9/chartex" xmlns:cx4="http://schemas.microsoft.com/office/drawing/2016/5/10/chartex" xmlns:cx5="http://schemas.microsoft.com/office/drawing/2016/5/11/chartex" xmlns:cx6="http://schemas.microsoft.com/office/drawing/2016/5/12/chartex" xmlns:cx7="http://schemas.microsoft.com/office/drawing/2016/5/13/chartex" xmlns:cx8="http://schemas.microsoft.com/office/drawing/2016/5/14/chartex" xmlns:mc="http://schemas.openxmlformats.org/markup-compatibility/2006" xmlns:aink="http://schemas.microsoft.com/office/drawing/2016/ink" xmlns:am3d="http://schemas.microsoft.com/office/drawing/2017/model3d" xmlns:o="urn:schemas-microsoft-com:office:office" xmlns:oel="http://schemas.microsoft.com/office/2019/extlst" xmlns:r="http://schemas.openxmlformats.org/officeDocument/2006/relationships" xmlns:m="http://schemas.openxmlformats.org/officeDocument/2006/math" xmlns:v="urn:schemas-microsoft-com:vml" xmlns:wp14="http://schemas.microsoft.com/office/word/2010/wordprocessingDrawing" xmlns:wp="http://schemas.openxmlformats.org/drawingml/2006/wordprocessingDrawing" xmlns:w10="urn:schemas-microsoft-com:office:word" xmlns:w="http://schemas.openxmlformats.org/wordprocessingml/2006/main" xmlns:w14="http://schemas.microsoft.com/office/word/2010/wordml" xmlns:w15="http://schemas.microsoft.com/office/word/2012/wordml" xmlns:w16cex="http://schemas.microsoft.com/office/word/2018/wordml/cex" xmlns:w16cid="http://schemas.microsoft.com/office/word/2016/wordml/cid" xmlns:w16="http://schemas.microsoft.com/office/word/2018/wordml" xmlns:w16du="http://schemas.microsoft.com/office/word/2023/wordml/word16du" xmlns:w16sdtdh="http://schemas.microsoft.com/office/word/2020/wordml/sdtdatahash" xmlns:w16sdtfl="http://schemas.microsoft.com/office/word/2024/wordml/sdtformatlock" xmlns:w16se="http://schemas.microsoft.com/office/word/2015/wordml/symex" xmlns:wpg="http://schemas.microsoft.com/office/word/2010/wordprocessingGroup" xmlns:wpi="http://schemas.microsoft.com/office/word/2010/wordprocessingInk" xmlns:wne="http://schemas.microsoft.com/office/word/2006/wordml" xmlns:wps="http://schemas.microsoft.com/office/word/2010/wordprocessingShape" mc:Ignorable="w14 w15 w16se w16cid w16 w16cex w16sdtdh w16sdtfl w16du wp14">
   <w:endnote w:type="separator" w:id="-1">
     <w:p>
       <w:pPr>
@@ -12689,7 +13835,7 @@
 </file>
 
 <file path=word/footnotes.xml><?xml version="1.0" encoding="utf-8"?>
-<w:footnotes xmlns:wpc="http://schemas.microsoft.com/office/word/2010/wordprocessingCanvas" xmlns:cx="http://schemas.microsoft.com/office/drawing/2014/chartex" xmlns:cx1="http://schemas.microsoft.com/office/drawing/2015/9/8/chartex" xmlns:cx2="http://schemas.microsoft.com/office/drawing/2015/10/21/chartex" xmlns:cx3="http://schemas.microsoft.com/office/drawing/2016/5/9/chartex" xmlns:cx4="http://schemas.microsoft.com/office/drawing/2016/5/10/chartex" xmlns:cx5="http://schemas.microsoft.com/office/drawing/2016/5/11/chartex" xmlns:cx6="http://schemas.microsoft.com/office/drawing/2016/5/12/chartex" xmlns:cx7="http://schemas.microsoft.com/office/drawing/2016/5/13/chartex" xmlns:cx8="http://schemas.microsoft.com/office/drawing/2016/5/14/chartex" xmlns:mc="http://schemas.openxmlformats.org/markup-compatibility/2006" xmlns:aink="http://schemas.microsoft.com/office/drawing/2016/ink" xmlns:am3d="http://schemas.microsoft.com/office/drawing/2017/model3d" xmlns:o="urn:schemas-microsoft-com:office:office" xmlns:oel="http://schemas.microsoft.com/office/2019/extlst" xmlns:r="http://schemas.openxmlformats.org/officeDocument/2006/relationships" xmlns:m="http://schemas.openxmlformats.org/officeDocument/2006/math" xmlns:v="urn:schemas-microsoft-com:vml" xmlns:wp14="http://schemas.microsoft.com/office/word/2010/wordprocessingDrawing" xmlns:wp="http://schemas.openxmlformats.org/drawingml/2006/wordprocessingDrawing" xmlns:w10="urn:schemas-microsoft-com:office:word" xmlns:w="http://schemas.openxmlformats.org/wordprocessingml/2006/main" xmlns:w14="http://schemas.microsoft.com/office/word/2010/wordml" xmlns:w15="http://schemas.microsoft.com/office/word/2012/wordml" xmlns:w16cex="http://schemas.microsoft.com/office/word/2018/wordml/cex" xmlns:w16cid="http://schemas.microsoft.com/office/word/2016/wordml/cid" xmlns:w16="http://schemas.microsoft.com/office/word/2018/wordml" xmlns:w16sdtdh="http://schemas.microsoft.com/office/word/2020/wordml/sdtdatahash" xmlns:w16se="http://schemas.microsoft.com/office/word/2015/wordml/symex" xmlns:wpg="http://schemas.microsoft.com/office/word/2010/wordprocessingGroup" xmlns:wpi="http://schemas.microsoft.com/office/word/2010/wordprocessingInk" xmlns:wne="http://schemas.microsoft.com/office/word/2006/wordml" xmlns:wps="http://schemas.microsoft.com/office/word/2010/wordprocessingShape" mc:Ignorable="w14 w15 w16se w16cid w16 w16cex w16sdtdh wp14">
+<w:footnotes xmlns:wpc="http://schemas.microsoft.com/office/word/2010/wordprocessingCanvas" xmlns:cx="http://schemas.microsoft.com/office/drawing/2014/chartex" xmlns:cx1="http://schemas.microsoft.com/office/drawing/2015/9/8/chartex" xmlns:cx2="http://schemas.microsoft.com/office/drawing/2015/10/21/chartex" xmlns:cx3="http://schemas.microsoft.com/office/drawing/2016/5/9/chartex" xmlns:cx4="http://schemas.microsoft.com/office/drawing/2016/5/10/chartex" xmlns:cx5="http://schemas.microsoft.com/office/drawing/2016/5/11/chartex" xmlns:cx6="http://schemas.microsoft.com/office/drawing/2016/5/12/chartex" xmlns:cx7="http://schemas.microsoft.com/office/drawing/2016/5/13/chartex" xmlns:cx8="http://schemas.microsoft.com/office/drawing/2016/5/14/chartex" xmlns:mc="http://schemas.openxmlformats.org/markup-compatibility/2006" xmlns:aink="http://schemas.microsoft.com/office/drawing/2016/ink" xmlns:am3d="http://schemas.microsoft.com/office/drawing/2017/model3d" xmlns:o="urn:schemas-microsoft-com:office:office" xmlns:oel="http://schemas.microsoft.com/office/2019/extlst" xmlns:r="http://schemas.openxmlformats.org/officeDocument/2006/relationships" xmlns:m="http://schemas.openxmlformats.org/officeDocument/2006/math" xmlns:v="urn:schemas-microsoft-com:vml" xmlns:wp14="http://schemas.microsoft.com/office/word/2010/wordprocessingDrawing" xmlns:wp="http://schemas.openxmlformats.org/drawingml/2006/wordprocessingDrawing" xmlns:w10="urn:schemas-microsoft-com:office:word" xmlns:w="http://schemas.openxmlformats.org/wordprocessingml/2006/main" xmlns:w14="http://schemas.microsoft.com/office/word/2010/wordml" xmlns:w15="http://schemas.microsoft.com/office/word/2012/wordml" xmlns:w16cex="http://schemas.microsoft.com/office/word/2018/wordml/cex" xmlns:w16cid="http://schemas.microsoft.com/office/word/2016/wordml/cid" xmlns:w16="http://schemas.microsoft.com/office/word/2018/wordml" xmlns:w16du="http://schemas.microsoft.com/office/word/2023/wordml/word16du" xmlns:w16sdtdh="http://schemas.microsoft.com/office/word/2020/wordml/sdtdatahash" xmlns:w16sdtfl="http://schemas.microsoft.com/office/word/2024/wordml/sdtformatlock" xmlns:w16se="http://schemas.microsoft.com/office/word/2015/wordml/symex" xmlns:wpg="http://schemas.microsoft.com/office/word/2010/wordprocessingGroup" xmlns:wpi="http://schemas.microsoft.com/office/word/2010/wordprocessingInk" xmlns:wne="http://schemas.microsoft.com/office/word/2006/wordml" xmlns:wps="http://schemas.microsoft.com/office/word/2010/wordprocessingShape" mc:Ignorable="w14 w15 w16se w16cid w16 w16cex w16sdtdh w16sdtfl w16du wp14">
   <w:footnote w:type="separator" w:id="-1">
     <w:p>
       <w:pPr>
@@ -12860,7 +14006,7 @@
 </file>
 
 <file path=word/styles.xml><?xml version="1.0" encoding="utf-8"?>
-<w:styles xmlns:mc="http://schemas.openxmlformats.org/markup-compatibility/2006" xmlns:r="http://schemas.openxmlformats.org/officeDocument/2006/relationships" xmlns:w="http://schemas.openxmlformats.org/wordprocessingml/2006/main" xmlns:w14="http://schemas.microsoft.com/office/word/2010/wordml" xmlns:w15="http://schemas.microsoft.com/office/word/2012/wordml" xmlns:w16cex="http://schemas.microsoft.com/office/word/2018/wordml/cex" xmlns:w16cid="http://schemas.microsoft.com/office/word/2016/wordml/cid" xmlns:w16="http://schemas.microsoft.com/office/word/2018/wordml" xmlns:w16sdtdh="http://schemas.microsoft.com/office/word/2020/wordml/sdtdatahash" xmlns:w16se="http://schemas.microsoft.com/office/word/2015/wordml/symex" mc:Ignorable="w14 w15 w16se w16cid w16 w16cex w16sdtdh">
+<w:styles xmlns:mc="http://schemas.openxmlformats.org/markup-compatibility/2006" xmlns:r="http://schemas.openxmlformats.org/officeDocument/2006/relationships" xmlns:w="http://schemas.openxmlformats.org/wordprocessingml/2006/main" xmlns:w14="http://schemas.microsoft.com/office/word/2010/wordml" xmlns:w15="http://schemas.microsoft.com/office/word/2012/wordml" xmlns:w16cex="http://schemas.microsoft.com/office/word/2018/wordml/cex" xmlns:w16cid="http://schemas.microsoft.com/office/word/2016/wordml/cid" xmlns:w16="http://schemas.microsoft.com/office/word/2018/wordml" xmlns:w16du="http://schemas.microsoft.com/office/word/2023/wordml/word16du" xmlns:w16sdtdh="http://schemas.microsoft.com/office/word/2020/wordml/sdtdatahash" xmlns:w16sdtfl="http://schemas.microsoft.com/office/word/2024/wordml/sdtformatlock" xmlns:w16se="http://schemas.microsoft.com/office/word/2015/wordml/symex" mc:Ignorable="w14 w15 w16se w16cid w16 w16cex w16sdtdh w16sdtfl w16du">
   <w:docDefaults>
     <w:rPrDefault>
       <w:rPr>
